--- a/examples/graphics/doc/12-distribution-boxplot.docx
+++ b/examples/graphics/doc/12-distribution-boxplot.docx
@@ -537,7 +537,7 @@
               <a:graphicData uri="http://schemas.openxmlformats.org/drawingml/2006/picture">
                 <pic:pic>
                   <pic:nvPicPr>
-                    <pic:cNvPr descr="/home/gpca/daltoolbox/examples/graphics/doc/10-distribution-boxplot_files/dc3f13503ebf6adba9f9b3cdfc2d5f3fb5cb5d23.png" id="11" name="Picture"/>
+                    <pic:cNvPr descr="/home/gpca/daltoolbox/examples/graphics/doc/12-distribution-boxplot_files/dc3f13503ebf6adba9f9b3cdfc2d5f3fb5cb5d23.png" id="11" name="Picture"/>
                     <pic:cNvPicPr>
                       <a:picLocks noChangeArrowheads="1" noChangeAspect="1"/>
                     </pic:cNvPicPr>
@@ -695,7 +695,7 @@
               <a:graphicData uri="http://schemas.openxmlformats.org/drawingml/2006/picture">
                 <pic:pic>
                   <pic:nvPicPr>
-                    <pic:cNvPr descr="/home/gpca/daltoolbox/examples/graphics/doc/10-distribution-boxplot_files/0a5611968319f3936473e7824212828fb7d88f04.png" id="14" name="Picture"/>
+                    <pic:cNvPr descr="/home/gpca/daltoolbox/examples/graphics/doc/12-distribution-boxplot_files/0a5611968319f3936473e7824212828fb7d88f04.png" id="14" name="Picture"/>
                     <pic:cNvPicPr>
                       <a:picLocks noChangeArrowheads="1" noChangeAspect="1"/>
                     </pic:cNvPicPr>
